--- a/companies/hollowell-ip/Engagements/Keith-Duarte/2021.10.29 - Status Report - Keith-Duarte v2 FINAL.docx
+++ b/companies/hollowell-ip/Engagements/Keith-Duarte/2021.10.29 - Status Report - Keith-Duarte v2 FINAL.docx
@@ -7,12 +7,12 @@
         <w:pStyle w:val="Heading1"/>
       </w:pPr>
       <w:r>
-        <w:t>Status Report: Keith-Duarte Prosecution Support</w:t>
+        <w:t>Prosecution Support: Status at the Midpoint</w:t>
       </w:r>
     </w:p>
     <w:p>
       <w:r>
-        <w:t>Prepared by Heather Munoz, Partner, for Keith-Duarte. This report covers the current period and is written against the portfolio docket, matter by matter.</w:t>
+        <w:t>Prepared for Keith-Duarte by Heather Munoz, Partner, with Kelly Snyder and Joseph Walker, Associates.</w:t>
       </w:r>
     </w:p>
     <w:p>
@@ -20,17 +20,17 @@
         <w:pStyle w:val="Heading2"/>
       </w:pPr>
       <w:r>
-        <w:t>Where the Engagement Stands</w:t>
+        <w:t>Where Things Stand</w:t>
       </w:r>
     </w:p>
     <w:p>
       <w:r>
-        <w:t>The engagement is on schedule and on budget. We are roughly halfway through the work, every family in the portfolio is docketed and current, and no deadline has been missed or is at risk in the near window.</w:t>
+        <w:t>The engagement is on schedule at about its halfway point. No response date has been missed, and none is at risk. Work to date sits inside the fixed fee.</w:t>
       </w:r>
     </w:p>
     <w:p>
       <w:r>
-        <w:t>Nothing on the matter needs a decision from you this period. One decision is coming next period, and it is described below so you can see it before it arrives. The rest is routine prosecution, which is where a portfolio should sit at this stage.</w:t>
+        <w:t>The first response has been filed and the second is in final draft. The main open item is the company's decision on a continuation for the application that appears closest to allowance.</w:t>
       </w:r>
     </w:p>
     <w:p>
@@ -38,17 +38,55 @@
         <w:pStyle w:val="Heading2"/>
       </w:pPr>
       <w:r>
-        <w:t>Who Is on the Matter</w:t>
+        <w:t>Completed So Far</w:t>
       </w:r>
     </w:p>
     <w:p>
+      <w:pPr>
+        <w:pStyle w:val="ListBullet"/>
+      </w:pPr>
       <w:r>
-        <w:t>The same three people who started the engagement are still on it. Kelly Snyder prepares the responses and holds the docket, and Joseph Walker works the file histories and specifications behind them. I lead the matter and read everything before it reaches you.</w:t>
+        <w:t>Docket reconciliation. Every pending response date and fee window in the designated applications has been checked against the Patent Office record and entered on our docket. Kelly Snyder rechecks the list each month.</w:t>
       </w:r>
     </w:p>
     <w:p>
+      <w:pPr>
+        <w:pStyle w:val="ListBullet"/>
+      </w:pPr>
       <w:r>
-        <w:t>This is deliberate. The people who met you at the start are the people doing the work, and that does not change partway through a matter at this firm. If you ever want to talk to any of them directly, tell me and I will set it up.</w:t>
+        <w:t>Office action summaries. Each open action has a one-page summary showing the rejections, the response date, and our recommended path. The summaries now lead with the decision needed and its date.</w:t>
+      </w:r>
+    </w:p>
+    <w:p>
+      <w:pPr>
+        <w:pStyle w:val="ListBullet"/>
+      </w:pPr>
+      <w:r>
+        <w:t>Inventor call. The call with the inventors on the earliest application took place as planned. It confirmed our reading of the device.</w:t>
+      </w:r>
+    </w:p>
+    <w:p>
+      <w:pPr>
+        <w:pStyle w:val="ListBullet"/>
+      </w:pPr>
+      <w:r>
+        <w:t>First response. The response on the earliest application was filed after the company approved the draft. It answers the main rejection by argument and narrows one dependent claim.</w:t>
+      </w:r>
+    </w:p>
+    <w:p>
+      <w:pPr>
+        <w:pStyle w:val="ListBullet"/>
+      </w:pPr>
+      <w:r>
+        <w:t>Prior art review. Joseph Walker has finished his review of the references cited in the second application. His notes are with me and are reflected in the final draft.</w:t>
+      </w:r>
+    </w:p>
+    <w:p>
+      <w:pPr>
+        <w:pStyle w:val="ListBullet"/>
+      </w:pPr>
+      <w:r>
+        <w:t>Continuation recommendation. Our written recommendation on the application closest to allowance has gone to the company, with a cost estimate.</w:t>
       </w:r>
     </w:p>
     <w:p>
@@ -56,12 +94,255 @@
         <w:pStyle w:val="Heading2"/>
       </w:pPr>
       <w:r>
-        <w:t>What We Completed This Period</w:t>
+        <w:t>Position by Application</w:t>
+      </w:r>
+    </w:p>
+    <w:tbl>
+      <w:tblPr>
+        <w:tblStyle w:val="TableGrid"/>
+        <w:tblW w:type="auto" w:w="0"/>
+        <w:tblLook w:firstColumn="1" w:firstRow="1" w:lastColumn="0" w:lastRow="0" w:noHBand="0" w:noVBand="1" w:val="04A0"/>
+      </w:tblPr>
+      <w:tblGrid>
+        <w:gridCol w:w="2160"/>
+        <w:gridCol w:w="2160"/>
+        <w:gridCol w:w="2160"/>
+        <w:gridCol w:w="2160"/>
+      </w:tblGrid>
+      <w:tr>
+        <w:tc>
+          <w:tcPr>
+            <w:tcW w:type="dxa" w:w="2160"/>
+          </w:tcPr>
+          <w:p>
+            <w:r>
+              <w:rPr>
+                <w:b/>
+              </w:rPr>
+              <w:t>Application</w:t>
+            </w:r>
+          </w:p>
+        </w:tc>
+        <w:tc>
+          <w:tcPr>
+            <w:tcW w:type="dxa" w:w="2160"/>
+          </w:tcPr>
+          <w:p>
+            <w:r>
+              <w:rPr>
+                <w:b/>
+              </w:rPr>
+              <w:t>Status</w:t>
+            </w:r>
+          </w:p>
+        </w:tc>
+        <w:tc>
+          <w:tcPr>
+            <w:tcW w:type="dxa" w:w="2160"/>
+          </w:tcPr>
+          <w:p>
+            <w:r>
+              <w:rPr>
+                <w:b/>
+              </w:rPr>
+              <w:t>Next action</w:t>
+            </w:r>
+          </w:p>
+        </w:tc>
+        <w:tc>
+          <w:tcPr>
+            <w:tcW w:type="dxa" w:w="2160"/>
+          </w:tcPr>
+          <w:p>
+            <w:r>
+              <w:rPr>
+                <w:b/>
+              </w:rPr>
+              <w:t>With</w:t>
+            </w:r>
+          </w:p>
+        </w:tc>
+      </w:tr>
+      <w:tr>
+        <w:tc>
+          <w:tcPr>
+            <w:tcW w:type="dxa" w:w="2160"/>
+          </w:tcPr>
+          <w:p>
+            <w:r>
+              <w:t>Earliest application</w:t>
+            </w:r>
+          </w:p>
+        </w:tc>
+        <w:tc>
+          <w:tcPr>
+            <w:tcW w:type="dxa" w:w="2160"/>
+          </w:tcPr>
+          <w:p>
+            <w:r>
+              <w:t>Response filed; awaiting the examiner</w:t>
+            </w:r>
+          </w:p>
+        </w:tc>
+        <w:tc>
+          <w:tcPr>
+            <w:tcW w:type="dxa" w:w="2160"/>
+          </w:tcPr>
+          <w:p>
+            <w:r>
+              <w:t>Review the next action when it issues</w:t>
+            </w:r>
+          </w:p>
+        </w:tc>
+        <w:tc>
+          <w:tcPr>
+            <w:tcW w:type="dxa" w:w="2160"/>
+          </w:tcPr>
+          <w:p>
+            <w:r>
+              <w:t>Kelly Snyder</w:t>
+            </w:r>
+          </w:p>
+        </w:tc>
+      </w:tr>
+      <w:tr>
+        <w:tc>
+          <w:tcPr>
+            <w:tcW w:type="dxa" w:w="2160"/>
+          </w:tcPr>
+          <w:p>
+            <w:r>
+              <w:t>Second application</w:t>
+            </w:r>
+          </w:p>
+        </w:tc>
+        <w:tc>
+          <w:tcPr>
+            <w:tcW w:type="dxa" w:w="2160"/>
+          </w:tcPr>
+          <w:p>
+            <w:r>
+              <w:t>Response in final draft</w:t>
+            </w:r>
+          </w:p>
+        </w:tc>
+        <w:tc>
+          <w:tcPr>
+            <w:tcW w:type="dxa" w:w="2160"/>
+          </w:tcPr>
+          <w:p>
+            <w:r>
+              <w:t>File on the company's approval</w:t>
+            </w:r>
+          </w:p>
+        </w:tc>
+        <w:tc>
+          <w:tcPr>
+            <w:tcW w:type="dxa" w:w="2160"/>
+          </w:tcPr>
+          <w:p>
+            <w:r>
+              <w:t>Joseph Walker</w:t>
+            </w:r>
+          </w:p>
+        </w:tc>
+      </w:tr>
+      <w:tr>
+        <w:tc>
+          <w:tcPr>
+            <w:tcW w:type="dxa" w:w="2160"/>
+          </w:tcPr>
+          <w:p>
+            <w:r>
+              <w:t>Application closest to allowance</w:t>
+            </w:r>
+          </w:p>
+        </w:tc>
+        <w:tc>
+          <w:tcPr>
+            <w:tcW w:type="dxa" w:w="2160"/>
+          </w:tcPr>
+          <w:p>
+            <w:r>
+              <w:t>Continuation recommendation sent</w:t>
+            </w:r>
+          </w:p>
+        </w:tc>
+        <w:tc>
+          <w:tcPr>
+            <w:tcW w:type="dxa" w:w="2160"/>
+          </w:tcPr>
+          <w:p>
+            <w:r>
+              <w:t>Company decision on a continuation</w:t>
+            </w:r>
+          </w:p>
+        </w:tc>
+        <w:tc>
+          <w:tcPr>
+            <w:tcW w:type="dxa" w:w="2160"/>
+          </w:tcPr>
+          <w:p>
+            <w:r>
+              <w:t>Keith-Duarte</w:t>
+            </w:r>
+          </w:p>
+        </w:tc>
+      </w:tr>
+      <w:tr>
+        <w:tc>
+          <w:tcPr>
+            <w:tcW w:type="dxa" w:w="2160"/>
+          </w:tcPr>
+          <w:p>
+            <w:r>
+              <w:t>Remaining designated applications</w:t>
+            </w:r>
+          </w:p>
+        </w:tc>
+        <w:tc>
+          <w:tcPr>
+            <w:tcW w:type="dxa" w:w="2160"/>
+          </w:tcPr>
+          <w:p>
+            <w:r>
+              <w:t>No office action outstanding</w:t>
+            </w:r>
+          </w:p>
+        </w:tc>
+        <w:tc>
+          <w:tcPr>
+            <w:tcW w:type="dxa" w:w="2160"/>
+          </w:tcPr>
+          <w:p>
+            <w:r>
+              <w:t>Docket watch only</w:t>
+            </w:r>
+          </w:p>
+        </w:tc>
+        <w:tc>
+          <w:tcPr>
+            <w:tcW w:type="dxa" w:w="2160"/>
+          </w:tcPr>
+          <w:p>
+            <w:r>
+              <w:t>Kelly Snyder</w:t>
+            </w:r>
+          </w:p>
+        </w:tc>
+      </w:tr>
+    </w:tbl>
+    <w:p>
+      <w:pPr>
+        <w:pStyle w:val="Heading2"/>
+      </w:pPr>
+      <w:r>
+        <w:t>Next in Line</w:t>
       </w:r>
     </w:p>
     <w:p>
       <w:r>
-        <w:t>The work this period was steady prosecution, not firefighting. Each item below is filed or done and reflected on the docket. Kelly Snyder and Joseph Walker carried the bulk of it, and I read each response before it went out.</w:t>
+        <w:t>The remaining work in scope, in the order we expect to take it up:</w:t>
       </w:r>
     </w:p>
     <w:p>
@@ -69,7 +350,7 @@
         <w:pStyle w:val="ListBullet"/>
       </w:pPr>
       <w:r>
-        <w:t>Kelly Snyder filed the office-action responses that were due and reconciled the full portfolio docket against the office record.</w:t>
+        <w:t>File the second response once the company approves the final draft.</w:t>
       </w:r>
     </w:p>
     <w:p>
@@ -77,7 +358,7 @@
         <w:pStyle w:val="ListBullet"/>
       </w:pPr>
       <w:r>
-        <w:t>Joseph Walker read the file histories behind each response and confirmed the claim amendments are supported by the specifications.</w:t>
+        <w:t>Act on the company's continuation decision as soon as it arrives.</w:t>
       </w:r>
     </w:p>
     <w:p>
@@ -85,7 +366,7 @@
         <w:pStyle w:val="ListBullet"/>
       </w:pPr>
       <w:r>
-        <w:t>We opened the one continuation the portfolio needed and docketed its new dates.</w:t>
+        <w:t>Answer any new office action in the same summary format, with the draft sent for review well before its due date.</w:t>
       </w:r>
     </w:p>
     <w:p>
@@ -93,20 +374,12 @@
         <w:pStyle w:val="ListBullet"/>
       </w:pPr>
       <w:r>
-        <w:t>We corrected two dates on the calendar we inherited that did not match the office record. Neither was at risk, but both are now right.</w:t>
-      </w:r>
-    </w:p>
-    <w:p>
-      <w:pPr>
-        <w:pStyle w:val="ListBullet"/>
-      </w:pPr>
-      <w:r>
-        <w:t>Every family now has a confirmed date and an owner, so nothing sits unassigned.</w:t>
+        <w:t>Request an examiner interview on the second application if the written response alone does not look likely to move the examiner.</w:t>
       </w:r>
     </w:p>
     <w:p>
       <w:r>
-        <w:t>The correction is worth a line. An inherited calendar is a starting point, not a source of truth, so we confirm every date against the file before we rely on it. Both mismatches were small and neither cost you anything. That is the point of doing the reconciliation early rather than discovering it late.</w:t>
+        <w:t>Each item will reach the company with the decision and its date stated first, as the summaries do now. Drafts will arrive well before their due dates.</w:t>
       </w:r>
     </w:p>
     <w:p>
@@ -114,41 +387,22 @@
         <w:pStyle w:val="Heading2"/>
       </w:pPr>
       <w:r>
-        <w:t>What Comes Next</w:t>
+        <w:t>Budget</w:t>
       </w:r>
     </w:p>
     <w:p>
       <w:r>
-        <w:t>The next period is more of the same, with two responses coming due and one decision we will bring to you. The plan is below.</w:t>
-      </w:r>
-    </w:p>
-    <w:p>
-      <w:pPr>
-        <w:pStyle w:val="ListBullet"/>
-      </w:pPr>
-      <w:r>
-        <w:t>Kelly Snyder will draft and file the two responses now on the calendar.</w:t>
-      </w:r>
-    </w:p>
-    <w:p>
-      <w:pPr>
-        <w:pStyle w:val="ListBullet"/>
-      </w:pPr>
-      <w:r>
-        <w:t>Joseph Walker will read into the newest family before its first response is due.</w:t>
-      </w:r>
-    </w:p>
-    <w:p>
-      <w:pPr>
-        <w:pStyle w:val="ListBullet"/>
-      </w:pPr>
-      <w:r>
-        <w:t>We will bring you a single decision on whether an examiner interview is worth pursuing on one family, with the cost and the likely benefit laid out so you can choose.</w:t>
+        <w:t>The fixed fee for the engagement is $39,500. Work to date falls within it. We expect the remaining work in scope to fall within it as well.</w:t>
       </w:r>
     </w:p>
     <w:p>
       <w:r>
-        <w:t>The interview question is the only one that needs you next period. An interview can save a round of prosecution on the flagged family, but it costs time and does not always land. We will send you the case for and against, and a number, before we do anything.</w:t>
+        <w:t>Two kinds of cost sit outside the fee. Official Patent Office fees are billed at cost, as the engagement letter provides. A continuation filing would be a separate matter, estimated in writing before we start.</w:t>
+      </w:r>
+    </w:p>
+    <w:p>
+      <w:r>
+        <w:t>Kelly Snyder prepared the cost estimate that accompanies our continuation recommendation. It is there so the company can weigh the expense against the claim scope at stake.</w:t>
       </w:r>
     </w:p>
     <w:p>
@@ -161,12 +415,39 @@
     </w:p>
     <w:p>
       <w:r>
-        <w:t>There is no material risk to report this period. The portfolio runs against live dates, so the standing risk is always a missed deadline, and our answer to it is the docket discipline described above.</w:t>
+        <w:t>None of the following is serious today. Each could become serious if it is left alone.</w:t>
       </w:r>
     </w:p>
     <w:p>
+      <w:pPr>
+        <w:pStyle w:val="ListBullet"/>
+      </w:pPr>
       <w:r>
-        <w:t>If any family draws a response deadline shorter than usual, we will tell you at once rather than wait for the next report. The same holds for anything an examiner raises that changes the shape of a family. You will not learn of a problem from a status report for the first time.</w:t>
+        <w:t>Continuation timing. If the application is allowed before the company decides, the time to act shortens. Once the patent issues, a continuation can no longer be filed from it.</w:t>
+      </w:r>
+    </w:p>
+    <w:p>
+      <w:pPr>
+        <w:pStyle w:val="ListBullet"/>
+      </w:pPr>
+      <w:r>
+        <w:t>Examiner response. The argument on the main claim in the first response is, in our judgment, the stronger position. The examiner may not accept it, and a further amendment may then be needed.</w:t>
+      </w:r>
+    </w:p>
+    <w:p>
+      <w:pPr>
+        <w:pStyle w:val="ListBullet"/>
+      </w:pPr>
+      <w:r>
+        <w:t>Docket changes. A new office action or a notice of allowance sets new dates on that application. Kelly Snyder enters each new date the day the notice arrives and confirms it to the company.</w:t>
+      </w:r>
+    </w:p>
+    <w:p>
+      <w:pPr>
+        <w:pStyle w:val="ListBullet"/>
+      </w:pPr>
+      <w:r>
+        <w:t>Late office actions. An action that issues late in the engagement may carry a response date that falls after the engagement ends. We will list any such date for the company in writing before we close.</w:t>
       </w:r>
     </w:p>
     <w:p>
@@ -174,22 +455,41 @@
         <w:pStyle w:val="Heading2"/>
       </w:pPr>
       <w:r>
-        <w:t>Budget</w:t>
+        <w:t>Decisions Needed From the Company</w:t>
       </w:r>
     </w:p>
     <w:p>
       <w:r>
-        <w:t>The engagement fee is $39,500, and the work is tracking within it. At the halfway point we have used a little under half of that amount, which is where a steady prosecution matter should sit at this stage.</w:t>
+        <w:t>Two decisions are open. The first is urgent and the second is not.</w:t>
+      </w:r>
+    </w:p>
+    <w:p>
+      <w:pPr>
+        <w:pStyle w:val="ListBullet"/>
+      </w:pPr>
+      <w:r>
+        <w:t>Continuation. Please confirm in writing whether the company wants a continuation filed on the application closest to allowance. Our recommendation and the cost estimate set out the basis for each choice.</w:t>
+      </w:r>
+    </w:p>
+    <w:p>
+      <w:pPr>
+        <w:pStyle w:val="ListBullet"/>
+      </w:pPr>
+      <w:r>
+        <w:t>Second response. Please approve the final draft, or send comments, so that it can be filed well ahead of its due date.</w:t>
+      </w:r>
+    </w:p>
+    <w:p>
+      <w:pPr>
+        <w:pStyle w:val="Heading2"/>
+      </w:pPr>
+      <w:r>
+        <w:t>Questions</w:t>
       </w:r>
     </w:p>
     <w:p>
       <w:r>
-        <w:t>If anything above would take the work beyond the fee, we will tell you and quote it before we begin rather than bill you past the number you agreed to. The examiner interview is the one item that could do that, and we will price it for you as a separate line rather than fold it in.</w:t>
-      </w:r>
-    </w:p>
-    <w:p>
-      <w:r>
-        <w:t>We will send the next report at the usual interval, and the one item that may need you before then is the interview decision, which we will put in front of you as soon as it is ripe. Call me if anything here needs more than a report can give.</w:t>
+        <w:t>Please send questions on any item to me or to Kelly Snyder. The decision we need first from Keith-Duarte is the continuation instruction.</w:t>
       </w:r>
     </w:p>
     <w:sectPr>
